--- a/6-nacos配置中心/新建 DOCX 文档.docx
+++ b/6-nacos配置中心/新建 DOCX 文档.docx
@@ -4,8 +4,34 @@
   <w:body>
     <w:p>
       <w:pPr>
-        <w:rPr>
-          <w:rFonts w:hint="default" w:eastAsiaTheme="minorEastAsia"/>
+        <w:ind w:firstLine="643" w:firstLineChars="200"/>
+        <w:jc w:val="center"/>
+        <w:rPr>
+          <w:rFonts w:hint="eastAsia"/>
+          <w:b/>
+          <w:bCs/>
+          <w:sz w:val="32"/>
+          <w:szCs w:val="40"/>
+          <w:lang w:val="en-US" w:eastAsia="zh-CN"/>
+        </w:rPr>
+      </w:pPr>
+      <w:r>
+        <w:rPr>
+          <w:rFonts w:hint="eastAsia"/>
+          <w:b/>
+          <w:bCs/>
+          <w:sz w:val="32"/>
+          <w:szCs w:val="40"/>
+          <w:lang w:val="en-US" w:eastAsia="zh-CN"/>
+        </w:rPr>
+        <w:t>基本用法</w:t>
+      </w:r>
+    </w:p>
+    <w:p>
+      <w:pPr>
+        <w:ind w:firstLine="420" w:firstLineChars="200"/>
+        <w:rPr>
+          <w:rFonts w:hint="eastAsia"/>
           <w:lang w:val="en-US" w:eastAsia="zh-CN"/>
         </w:rPr>
       </w:pPr>
@@ -16,6 +42,978 @@
         </w:rPr>
         <w:t>使用nacos配置的好处之一：修改配置后多个节点不需要重启应用，热修改</w:t>
       </w:r>
+    </w:p>
+    <w:p>
+      <w:pPr>
+        <w:ind w:firstLine="420" w:firstLineChars="200"/>
+        <w:rPr>
+          <w:rFonts w:hint="default"/>
+          <w:lang w:val="en-US" w:eastAsia="zh-CN"/>
+        </w:rPr>
+      </w:pPr>
+      <w:r>
+        <w:rPr>
+          <w:rFonts w:hint="default"/>
+          <w:lang w:val="en-US" w:eastAsia="zh-CN"/>
+        </w:rPr>
+        <w:drawing>
+          <wp:inline distT="0" distB="0" distL="114300" distR="114300">
+            <wp:extent cx="5262880" cy="2587625"/>
+            <wp:effectExtent l="0" t="0" r="13970" b="3175"/>
+            <wp:docPr id="1" name="图片 1"/>
+            <wp:cNvGraphicFramePr>
+              <a:graphicFrameLocks xmlns:a="http://schemas.openxmlformats.org/drawingml/2006/main" noChangeAspect="1"/>
+            </wp:cNvGraphicFramePr>
+            <a:graphic xmlns:a="http://schemas.openxmlformats.org/drawingml/2006/main">
+              <a:graphicData uri="http://schemas.openxmlformats.org/drawingml/2006/picture">
+                <pic:pic xmlns:pic="http://schemas.openxmlformats.org/drawingml/2006/picture">
+                  <pic:nvPicPr>
+                    <pic:cNvPr id="1" name="图片 1"/>
+                    <pic:cNvPicPr>
+                      <a:picLocks noChangeAspect="1"/>
+                    </pic:cNvPicPr>
+                  </pic:nvPicPr>
+                  <pic:blipFill>
+                    <a:blip r:embed="rId4"/>
+                    <a:stretch>
+                      <a:fillRect/>
+                    </a:stretch>
+                  </pic:blipFill>
+                  <pic:spPr>
+                    <a:xfrm>
+                      <a:off x="0" y="0"/>
+                      <a:ext cx="5262880" cy="2587625"/>
+                    </a:xfrm>
+                    <a:prstGeom prst="rect">
+                      <a:avLst/>
+                    </a:prstGeom>
+                    <a:noFill/>
+                    <a:ln>
+                      <a:noFill/>
+                    </a:ln>
+                  </pic:spPr>
+                </pic:pic>
+              </a:graphicData>
+            </a:graphic>
+          </wp:inline>
+        </w:drawing>
+      </w:r>
+    </w:p>
+    <w:p>
+      <w:pPr>
+        <w:ind w:firstLine="420" w:firstLineChars="200"/>
+        <w:rPr>
+          <w:rFonts w:hint="default"/>
+          <w:lang w:val="en-US" w:eastAsia="zh-CN"/>
+        </w:rPr>
+      </w:pPr>
+    </w:p>
+    <w:p>
+      <w:pPr>
+        <w:ind w:firstLine="420" w:firstLineChars="200"/>
+        <w:rPr>
+          <w:rFonts w:hint="eastAsia"/>
+          <w:lang w:val="en-US" w:eastAsia="zh-CN"/>
+        </w:rPr>
+      </w:pPr>
+      <w:r>
+        <w:rPr>
+          <w:rFonts w:hint="eastAsia"/>
+          <w:lang w:val="en-US" w:eastAsia="zh-CN"/>
+        </w:rPr>
+        <w:t>依赖导入位置：（推荐）微服务模块公共依赖</w:t>
+      </w:r>
+    </w:p>
+    <w:p>
+      <w:pPr>
+        <w:ind w:firstLine="420" w:firstLineChars="200"/>
+        <w:rPr>
+          <w:rFonts w:hint="eastAsia"/>
+          <w:lang w:val="en-US" w:eastAsia="zh-CN"/>
+        </w:rPr>
+      </w:pPr>
+    </w:p>
+    <w:p>
+      <w:pPr>
+        <w:ind w:firstLine="420" w:firstLineChars="200"/>
+        <w:rPr>
+          <w:rFonts w:hint="eastAsia"/>
+          <w:lang w:val="en-US" w:eastAsia="zh-CN"/>
+        </w:rPr>
+      </w:pPr>
+      <w:r>
+        <w:rPr>
+          <w:rFonts w:hint="eastAsia"/>
+          <w:lang w:val="en-US" w:eastAsia="zh-CN"/>
+        </w:rPr>
+        <w:t>@RefreshScope 配置属性自动刷新</w:t>
+      </w:r>
+    </w:p>
+    <w:p>
+      <w:pPr>
+        <w:ind w:firstLine="420" w:firstLineChars="200"/>
+        <w:rPr>
+          <w:rFonts w:hint="default"/>
+          <w:lang w:val="en-US" w:eastAsia="zh-CN"/>
+        </w:rPr>
+      </w:pPr>
+      <w:r>
+        <w:rPr>
+          <w:rFonts w:hint="default"/>
+          <w:lang w:val="en-US" w:eastAsia="zh-CN"/>
+        </w:rPr>
+        <w:drawing>
+          <wp:inline distT="0" distB="0" distL="114300" distR="114300">
+            <wp:extent cx="5271135" cy="4145915"/>
+            <wp:effectExtent l="0" t="0" r="5715" b="6985"/>
+            <wp:docPr id="2" name="图片 2"/>
+            <wp:cNvGraphicFramePr>
+              <a:graphicFrameLocks xmlns:a="http://schemas.openxmlformats.org/drawingml/2006/main" noChangeAspect="1"/>
+            </wp:cNvGraphicFramePr>
+            <a:graphic xmlns:a="http://schemas.openxmlformats.org/drawingml/2006/main">
+              <a:graphicData uri="http://schemas.openxmlformats.org/drawingml/2006/picture">
+                <pic:pic xmlns:pic="http://schemas.openxmlformats.org/drawingml/2006/picture">
+                  <pic:nvPicPr>
+                    <pic:cNvPr id="2" name="图片 2"/>
+                    <pic:cNvPicPr>
+                      <a:picLocks noChangeAspect="1"/>
+                    </pic:cNvPicPr>
+                  </pic:nvPicPr>
+                  <pic:blipFill>
+                    <a:blip r:embed="rId5"/>
+                    <a:stretch>
+                      <a:fillRect/>
+                    </a:stretch>
+                  </pic:blipFill>
+                  <pic:spPr>
+                    <a:xfrm>
+                      <a:off x="0" y="0"/>
+                      <a:ext cx="5271135" cy="4145915"/>
+                    </a:xfrm>
+                    <a:prstGeom prst="rect">
+                      <a:avLst/>
+                    </a:prstGeom>
+                    <a:noFill/>
+                    <a:ln>
+                      <a:noFill/>
+                    </a:ln>
+                  </pic:spPr>
+                </pic:pic>
+              </a:graphicData>
+            </a:graphic>
+          </wp:inline>
+        </w:drawing>
+      </w:r>
+    </w:p>
+    <w:p>
+      <w:pPr>
+        <w:ind w:firstLine="420" w:firstLineChars="200"/>
+        <w:rPr>
+          <w:rFonts w:hint="default"/>
+          <w:lang w:val="en-US" w:eastAsia="zh-CN"/>
+        </w:rPr>
+      </w:pPr>
+    </w:p>
+    <w:p>
+      <w:pPr>
+        <w:rPr>
+          <w:rFonts w:hint="default"/>
+          <w:lang w:val="en-US" w:eastAsia="zh-CN"/>
+        </w:rPr>
+      </w:pPr>
+    </w:p>
+    <w:p>
+      <w:pPr>
+        <w:pStyle w:val="3"/>
+        <w:bidi w:val="0"/>
+        <w:rPr>
+          <w:rFonts w:hint="eastAsia"/>
+          <w:lang w:val="en-US" w:eastAsia="zh-CN"/>
+        </w:rPr>
+      </w:pPr>
+      <w:r>
+        <w:rPr>
+          <w:rFonts w:hint="eastAsia"/>
+          <w:lang w:val="en-US" w:eastAsia="zh-CN"/>
+        </w:rPr>
+        <w:t>动态刷新</w:t>
+      </w:r>
+    </w:p>
+    <w:p>
+      <w:pPr>
+        <w:rPr>
+          <w:rFonts w:hint="eastAsia"/>
+          <w:lang w:val="en-US" w:eastAsia="zh-CN"/>
+        </w:rPr>
+      </w:pPr>
+      <w:r>
+        <w:rPr>
+          <w:rFonts w:hint="eastAsia"/>
+          <w:lang w:val="en-US" w:eastAsia="zh-CN"/>
+        </w:rPr>
+        <w:t>由于@RefreshScope 配置属性自动刷新，代码量大而且不利于维护</w:t>
+      </w:r>
+    </w:p>
+    <w:p>
+      <w:pPr>
+        <w:rPr>
+          <w:rFonts w:hint="eastAsia"/>
+          <w:lang w:val="en-US" w:eastAsia="zh-CN"/>
+        </w:rPr>
+      </w:pPr>
+    </w:p>
+    <w:p>
+      <w:pPr>
+        <w:rPr>
+          <w:rFonts w:hint="eastAsia"/>
+          <w:lang w:val="en-US" w:eastAsia="zh-CN"/>
+        </w:rPr>
+      </w:pPr>
+      <w:r>
+        <w:rPr>
+          <w:rFonts w:hint="eastAsia"/>
+          <w:lang w:val="en-US" w:eastAsia="zh-CN"/>
+        </w:rPr>
+        <w:t>推荐新建类专门存放这些属性</w:t>
+      </w:r>
+    </w:p>
+    <w:p>
+      <w:pPr>
+        <w:rPr>
+          <w:rFonts w:hint="default"/>
+          <w:lang w:val="en-US" w:eastAsia="zh-CN"/>
+        </w:rPr>
+      </w:pPr>
+      <w:r>
+        <w:rPr>
+          <w:rFonts w:hint="default"/>
+          <w:lang w:val="en-US" w:eastAsia="zh-CN"/>
+        </w:rPr>
+        <w:drawing>
+          <wp:inline distT="0" distB="0" distL="114300" distR="114300">
+            <wp:extent cx="2219325" cy="533400"/>
+            <wp:effectExtent l="0" t="0" r="9525" b="0"/>
+            <wp:docPr id="4" name="图片 4"/>
+            <wp:cNvGraphicFramePr>
+              <a:graphicFrameLocks xmlns:a="http://schemas.openxmlformats.org/drawingml/2006/main" noChangeAspect="1"/>
+            </wp:cNvGraphicFramePr>
+            <a:graphic xmlns:a="http://schemas.openxmlformats.org/drawingml/2006/main">
+              <a:graphicData uri="http://schemas.openxmlformats.org/drawingml/2006/picture">
+                <pic:pic xmlns:pic="http://schemas.openxmlformats.org/drawingml/2006/picture">
+                  <pic:nvPicPr>
+                    <pic:cNvPr id="4" name="图片 4"/>
+                    <pic:cNvPicPr>
+                      <a:picLocks noChangeAspect="1"/>
+                    </pic:cNvPicPr>
+                  </pic:nvPicPr>
+                  <pic:blipFill>
+                    <a:blip r:embed="rId6"/>
+                    <a:stretch>
+                      <a:fillRect/>
+                    </a:stretch>
+                  </pic:blipFill>
+                  <pic:spPr>
+                    <a:xfrm>
+                      <a:off x="0" y="0"/>
+                      <a:ext cx="2219325" cy="533400"/>
+                    </a:xfrm>
+                    <a:prstGeom prst="rect">
+                      <a:avLst/>
+                    </a:prstGeom>
+                    <a:noFill/>
+                    <a:ln>
+                      <a:noFill/>
+                    </a:ln>
+                  </pic:spPr>
+                </pic:pic>
+              </a:graphicData>
+            </a:graphic>
+          </wp:inline>
+        </w:drawing>
+      </w:r>
+    </w:p>
+    <w:p>
+      <w:pPr>
+        <w:rPr>
+          <w:rFonts w:hint="eastAsia"/>
+          <w:lang w:val="en-US" w:eastAsia="zh-CN"/>
+        </w:rPr>
+      </w:pPr>
+      <w:r>
+        <w:rPr>
+          <w:rFonts w:hint="eastAsia"/>
+          <w:lang w:val="en-US" w:eastAsia="zh-CN"/>
+        </w:rPr>
+        <w:t>可以改写成这样</w:t>
+      </w:r>
+    </w:p>
+    <w:p>
+      <w:pPr>
+        <w:rPr>
+          <w:rFonts w:hint="default"/>
+          <w:lang w:val="en-US" w:eastAsia="zh-CN"/>
+        </w:rPr>
+      </w:pPr>
+      <w:r>
+        <w:rPr>
+          <w:rFonts w:hint="default"/>
+          <w:lang w:val="en-US" w:eastAsia="zh-CN"/>
+        </w:rPr>
+        <w:drawing>
+          <wp:inline distT="0" distB="0" distL="114300" distR="114300">
+            <wp:extent cx="5269230" cy="2251075"/>
+            <wp:effectExtent l="0" t="0" r="7620" b="15875"/>
+            <wp:docPr id="3" name="图片 3"/>
+            <wp:cNvGraphicFramePr>
+              <a:graphicFrameLocks xmlns:a="http://schemas.openxmlformats.org/drawingml/2006/main" noChangeAspect="1"/>
+            </wp:cNvGraphicFramePr>
+            <a:graphic xmlns:a="http://schemas.openxmlformats.org/drawingml/2006/main">
+              <a:graphicData uri="http://schemas.openxmlformats.org/drawingml/2006/picture">
+                <pic:pic xmlns:pic="http://schemas.openxmlformats.org/drawingml/2006/picture">
+                  <pic:nvPicPr>
+                    <pic:cNvPr id="3" name="图片 3"/>
+                    <pic:cNvPicPr>
+                      <a:picLocks noChangeAspect="1"/>
+                    </pic:cNvPicPr>
+                  </pic:nvPicPr>
+                  <pic:blipFill>
+                    <a:blip r:embed="rId7"/>
+                    <a:stretch>
+                      <a:fillRect/>
+                    </a:stretch>
+                  </pic:blipFill>
+                  <pic:spPr>
+                    <a:xfrm>
+                      <a:off x="0" y="0"/>
+                      <a:ext cx="5269230" cy="2251075"/>
+                    </a:xfrm>
+                    <a:prstGeom prst="rect">
+                      <a:avLst/>
+                    </a:prstGeom>
+                    <a:noFill/>
+                    <a:ln>
+                      <a:noFill/>
+                    </a:ln>
+                  </pic:spPr>
+                </pic:pic>
+              </a:graphicData>
+            </a:graphic>
+          </wp:inline>
+        </w:drawing>
+      </w:r>
+    </w:p>
+    <w:p>
+      <w:pPr>
+        <w:rPr>
+          <w:rFonts w:hint="eastAsia"/>
+          <w:lang w:val="en-US" w:eastAsia="zh-CN"/>
+        </w:rPr>
+      </w:pPr>
+      <w:r>
+        <w:rPr>
+          <w:rFonts w:hint="eastAsia"/>
+          <w:lang w:val="en-US" w:eastAsia="zh-CN"/>
+        </w:rPr>
+        <w:t>其中两个属性均是order的属性</w:t>
+      </w:r>
+    </w:p>
+    <w:p>
+      <w:pPr>
+        <w:rPr>
+          <w:rFonts w:hint="eastAsia"/>
+          <w:lang w:val="en-US" w:eastAsia="zh-CN"/>
+        </w:rPr>
+      </w:pPr>
+      <w:r>
+        <w:rPr>
+          <w:rFonts w:hint="eastAsia"/>
+          <w:lang w:val="en-US" w:eastAsia="zh-CN"/>
+        </w:rPr>
+        <w:t>使用需要注入</w:t>
+      </w:r>
+    </w:p>
+    <w:p>
+      <w:pPr>
+        <w:rPr>
+          <w:rFonts w:hint="default"/>
+          <w:lang w:val="en-US" w:eastAsia="zh-CN"/>
+        </w:rPr>
+      </w:pPr>
+      <w:r>
+        <w:rPr>
+          <w:rFonts w:hint="default"/>
+          <w:lang w:val="en-US" w:eastAsia="zh-CN"/>
+        </w:rPr>
+        <w:drawing>
+          <wp:inline distT="0" distB="0" distL="114300" distR="114300">
+            <wp:extent cx="4286250" cy="800100"/>
+            <wp:effectExtent l="0" t="0" r="0" b="0"/>
+            <wp:docPr id="5" name="图片 5"/>
+            <wp:cNvGraphicFramePr>
+              <a:graphicFrameLocks xmlns:a="http://schemas.openxmlformats.org/drawingml/2006/main" noChangeAspect="1"/>
+            </wp:cNvGraphicFramePr>
+            <a:graphic xmlns:a="http://schemas.openxmlformats.org/drawingml/2006/main">
+              <a:graphicData uri="http://schemas.openxmlformats.org/drawingml/2006/picture">
+                <pic:pic xmlns:pic="http://schemas.openxmlformats.org/drawingml/2006/picture">
+                  <pic:nvPicPr>
+                    <pic:cNvPr id="5" name="图片 5"/>
+                    <pic:cNvPicPr>
+                      <a:picLocks noChangeAspect="1"/>
+                    </pic:cNvPicPr>
+                  </pic:nvPicPr>
+                  <pic:blipFill>
+                    <a:blip r:embed="rId8"/>
+                    <a:stretch>
+                      <a:fillRect/>
+                    </a:stretch>
+                  </pic:blipFill>
+                  <pic:spPr>
+                    <a:xfrm>
+                      <a:off x="0" y="0"/>
+                      <a:ext cx="4286250" cy="800100"/>
+                    </a:xfrm>
+                    <a:prstGeom prst="rect">
+                      <a:avLst/>
+                    </a:prstGeom>
+                    <a:noFill/>
+                    <a:ln>
+                      <a:noFill/>
+                    </a:ln>
+                  </pic:spPr>
+                </pic:pic>
+              </a:graphicData>
+            </a:graphic>
+          </wp:inline>
+        </w:drawing>
+      </w:r>
+    </w:p>
+    <w:p>
+      <w:pPr>
+        <w:pStyle w:val="3"/>
+        <w:bidi w:val="0"/>
+        <w:rPr>
+          <w:rFonts w:hint="eastAsia"/>
+          <w:lang w:val="en-US" w:eastAsia="zh-CN"/>
+        </w:rPr>
+      </w:pPr>
+      <w:r>
+        <w:rPr>
+          <w:rFonts w:hint="eastAsia"/>
+          <w:lang w:val="en-US" w:eastAsia="zh-CN"/>
+        </w:rPr>
+        <w:t>配置监听</w:t>
+      </w:r>
+    </w:p>
+    <w:p>
+      <w:pPr>
+        <w:rPr>
+          <w:rFonts w:hint="eastAsia"/>
+          <w:lang w:val="en-US" w:eastAsia="zh-CN"/>
+        </w:rPr>
+      </w:pPr>
+      <w:r>
+        <w:rPr>
+          <w:rFonts w:hint="eastAsia"/>
+          <w:lang w:val="en-US" w:eastAsia="zh-CN"/>
+        </w:rPr>
+        <w:t>实时监听nacos配置的变化并反馈给你</w:t>
+      </w:r>
+    </w:p>
+    <w:p>
+      <w:pPr>
+        <w:rPr>
+          <w:rFonts w:hint="default"/>
+          <w:lang w:val="en-US" w:eastAsia="zh-CN"/>
+        </w:rPr>
+      </w:pPr>
+      <w:r>
+        <w:rPr>
+          <w:rFonts w:hint="default"/>
+          <w:lang w:val="en-US" w:eastAsia="zh-CN"/>
+        </w:rPr>
+        <w:drawing>
+          <wp:inline distT="0" distB="0" distL="114300" distR="114300">
+            <wp:extent cx="5273675" cy="3412490"/>
+            <wp:effectExtent l="0" t="0" r="3175" b="16510"/>
+            <wp:docPr id="8" name="图片 3"/>
+            <wp:cNvGraphicFramePr>
+              <a:graphicFrameLocks xmlns:a="http://schemas.openxmlformats.org/drawingml/2006/main" noChangeAspect="1"/>
+            </wp:cNvGraphicFramePr>
+            <a:graphic xmlns:a="http://schemas.openxmlformats.org/drawingml/2006/main">
+              <a:graphicData uri="http://schemas.openxmlformats.org/drawingml/2006/picture">
+                <pic:pic xmlns:pic="http://schemas.openxmlformats.org/drawingml/2006/picture">
+                  <pic:nvPicPr>
+                    <pic:cNvPr id="8" name="图片 3"/>
+                    <pic:cNvPicPr>
+                      <a:picLocks noChangeAspect="1"/>
+                    </pic:cNvPicPr>
+                  </pic:nvPicPr>
+                  <pic:blipFill>
+                    <a:blip r:embed="rId9"/>
+                    <a:stretch>
+                      <a:fillRect/>
+                    </a:stretch>
+                  </pic:blipFill>
+                  <pic:spPr>
+                    <a:xfrm>
+                      <a:off x="0" y="0"/>
+                      <a:ext cx="5273675" cy="3412490"/>
+                    </a:xfrm>
+                    <a:prstGeom prst="rect">
+                      <a:avLst/>
+                    </a:prstGeom>
+                    <a:noFill/>
+                    <a:ln>
+                      <a:noFill/>
+                    </a:ln>
+                  </pic:spPr>
+                </pic:pic>
+              </a:graphicData>
+            </a:graphic>
+          </wp:inline>
+        </w:drawing>
+      </w:r>
+    </w:p>
+    <w:p>
+      <w:pPr>
+        <w:rPr>
+          <w:rFonts w:hint="default"/>
+          <w:lang w:val="en-US" w:eastAsia="zh-CN"/>
+        </w:rPr>
+      </w:pPr>
+    </w:p>
+    <w:p>
+      <w:pPr>
+        <w:pStyle w:val="3"/>
+        <w:bidi w:val="0"/>
+        <w:rPr>
+          <w:rFonts w:hint="eastAsia"/>
+          <w:lang w:val="en-US" w:eastAsia="zh-CN"/>
+        </w:rPr>
+      </w:pPr>
+      <w:r>
+        <w:rPr>
+          <w:rFonts w:hint="eastAsia"/>
+          <w:lang w:val="en-US" w:eastAsia="zh-CN"/>
+        </w:rPr>
+        <w:t>数据隔离</w:t>
+      </w:r>
+    </w:p>
+    <w:p>
+      <w:pPr>
+        <w:rPr>
+          <w:rFonts w:hint="default"/>
+          <w:lang w:val="en-US" w:eastAsia="zh-CN"/>
+        </w:rPr>
+      </w:pPr>
+      <w:r>
+        <w:rPr>
+          <w:rFonts w:hint="default"/>
+          <w:lang w:val="en-US" w:eastAsia="zh-CN"/>
+        </w:rPr>
+        <w:drawing>
+          <wp:inline distT="0" distB="0" distL="114300" distR="114300">
+            <wp:extent cx="5263515" cy="3610610"/>
+            <wp:effectExtent l="0" t="0" r="13335" b="8890"/>
+            <wp:docPr id="9" name="图片 4"/>
+            <wp:cNvGraphicFramePr>
+              <a:graphicFrameLocks xmlns:a="http://schemas.openxmlformats.org/drawingml/2006/main" noChangeAspect="1"/>
+            </wp:cNvGraphicFramePr>
+            <a:graphic xmlns:a="http://schemas.openxmlformats.org/drawingml/2006/main">
+              <a:graphicData uri="http://schemas.openxmlformats.org/drawingml/2006/picture">
+                <pic:pic xmlns:pic="http://schemas.openxmlformats.org/drawingml/2006/picture">
+                  <pic:nvPicPr>
+                    <pic:cNvPr id="9" name="图片 4"/>
+                    <pic:cNvPicPr>
+                      <a:picLocks noChangeAspect="1"/>
+                    </pic:cNvPicPr>
+                  </pic:nvPicPr>
+                  <pic:blipFill>
+                    <a:blip r:embed="rId10"/>
+                    <a:stretch>
+                      <a:fillRect/>
+                    </a:stretch>
+                  </pic:blipFill>
+                  <pic:spPr>
+                    <a:xfrm>
+                      <a:off x="0" y="0"/>
+                      <a:ext cx="5263515" cy="3610610"/>
+                    </a:xfrm>
+                    <a:prstGeom prst="rect">
+                      <a:avLst/>
+                    </a:prstGeom>
+                    <a:noFill/>
+                    <a:ln>
+                      <a:noFill/>
+                    </a:ln>
+                  </pic:spPr>
+                </pic:pic>
+              </a:graphicData>
+            </a:graphic>
+          </wp:inline>
+        </w:drawing>
+      </w:r>
+    </w:p>
+    <w:p>
+      <w:pPr>
+        <w:rPr>
+          <w:rFonts w:hint="eastAsia"/>
+          <w:lang w:val="en-US" w:eastAsia="zh-CN"/>
+        </w:rPr>
+      </w:pPr>
+      <w:r>
+        <w:rPr>
+          <w:rFonts w:hint="eastAsia"/>
+          <w:lang w:val="en-US" w:eastAsia="zh-CN"/>
+        </w:rPr>
+        <w:t>在nacos上操作</w:t>
+      </w:r>
+    </w:p>
+    <w:p>
+      <w:pPr>
+        <w:rPr>
+          <w:rFonts w:hint="default"/>
+          <w:lang w:val="en-US" w:eastAsia="zh-CN"/>
+        </w:rPr>
+      </w:pPr>
+      <w:r>
+        <w:rPr>
+          <w:rFonts w:hint="default"/>
+          <w:lang w:val="en-US" w:eastAsia="zh-CN"/>
+        </w:rPr>
+        <w:drawing>
+          <wp:inline distT="0" distB="0" distL="114300" distR="114300">
+            <wp:extent cx="5259705" cy="1743710"/>
+            <wp:effectExtent l="0" t="0" r="17145" b="8890"/>
+            <wp:docPr id="10" name="图片 5"/>
+            <wp:cNvGraphicFramePr>
+              <a:graphicFrameLocks xmlns:a="http://schemas.openxmlformats.org/drawingml/2006/main" noChangeAspect="1"/>
+            </wp:cNvGraphicFramePr>
+            <a:graphic xmlns:a="http://schemas.openxmlformats.org/drawingml/2006/main">
+              <a:graphicData uri="http://schemas.openxmlformats.org/drawingml/2006/picture">
+                <pic:pic xmlns:pic="http://schemas.openxmlformats.org/drawingml/2006/picture">
+                  <pic:nvPicPr>
+                    <pic:cNvPr id="10" name="图片 5"/>
+                    <pic:cNvPicPr>
+                      <a:picLocks noChangeAspect="1"/>
+                    </pic:cNvPicPr>
+                  </pic:nvPicPr>
+                  <pic:blipFill>
+                    <a:blip r:embed="rId11"/>
+                    <a:stretch>
+                      <a:fillRect/>
+                    </a:stretch>
+                  </pic:blipFill>
+                  <pic:spPr>
+                    <a:xfrm>
+                      <a:off x="0" y="0"/>
+                      <a:ext cx="5259705" cy="1743710"/>
+                    </a:xfrm>
+                    <a:prstGeom prst="rect">
+                      <a:avLst/>
+                    </a:prstGeom>
+                    <a:noFill/>
+                    <a:ln>
+                      <a:noFill/>
+                    </a:ln>
+                  </pic:spPr>
+                </pic:pic>
+              </a:graphicData>
+            </a:graphic>
+          </wp:inline>
+        </w:drawing>
+      </w:r>
+    </w:p>
+    <w:p>
+      <w:pPr>
+        <w:rPr>
+          <w:rFonts w:hint="default"/>
+          <w:lang w:val="en-US" w:eastAsia="zh-CN"/>
+        </w:rPr>
+      </w:pPr>
+    </w:p>
+    <w:p>
+      <w:pPr>
+        <w:rPr>
+          <w:rFonts w:hint="eastAsia"/>
+          <w:lang w:val="en-US" w:eastAsia="zh-CN"/>
+        </w:rPr>
+      </w:pPr>
+      <w:r>
+        <w:rPr>
+          <w:rFonts w:hint="eastAsia"/>
+          <w:lang w:val="en-US" w:eastAsia="zh-CN"/>
+        </w:rPr>
+        <w:t>导入示例：</w:t>
+      </w:r>
+    </w:p>
+    <w:p>
+      <w:pPr>
+        <w:rPr>
+          <w:rFonts w:hint="default"/>
+          <w:lang w:val="en-US" w:eastAsia="zh-CN"/>
+        </w:rPr>
+      </w:pPr>
+      <w:r>
+        <w:rPr>
+          <w:rFonts w:hint="default"/>
+          <w:lang w:val="en-US" w:eastAsia="zh-CN"/>
+        </w:rPr>
+        <w:drawing>
+          <wp:inline distT="0" distB="0" distL="114300" distR="114300">
+            <wp:extent cx="5270500" cy="3186430"/>
+            <wp:effectExtent l="0" t="0" r="6350" b="13970"/>
+            <wp:docPr id="11" name="图片 6"/>
+            <wp:cNvGraphicFramePr>
+              <a:graphicFrameLocks xmlns:a="http://schemas.openxmlformats.org/drawingml/2006/main" noChangeAspect="1"/>
+            </wp:cNvGraphicFramePr>
+            <a:graphic xmlns:a="http://schemas.openxmlformats.org/drawingml/2006/main">
+              <a:graphicData uri="http://schemas.openxmlformats.org/drawingml/2006/picture">
+                <pic:pic xmlns:pic="http://schemas.openxmlformats.org/drawingml/2006/picture">
+                  <pic:nvPicPr>
+                    <pic:cNvPr id="11" name="图片 6"/>
+                    <pic:cNvPicPr>
+                      <a:picLocks noChangeAspect="1"/>
+                    </pic:cNvPicPr>
+                  </pic:nvPicPr>
+                  <pic:blipFill>
+                    <a:blip r:embed="rId12"/>
+                    <a:stretch>
+                      <a:fillRect/>
+                    </a:stretch>
+                  </pic:blipFill>
+                  <pic:spPr>
+                    <a:xfrm>
+                      <a:off x="0" y="0"/>
+                      <a:ext cx="5270500" cy="3186430"/>
+                    </a:xfrm>
+                    <a:prstGeom prst="rect">
+                      <a:avLst/>
+                    </a:prstGeom>
+                    <a:noFill/>
+                    <a:ln>
+                      <a:noFill/>
+                    </a:ln>
+                  </pic:spPr>
+                </pic:pic>
+              </a:graphicData>
+            </a:graphic>
+          </wp:inline>
+        </w:drawing>
+      </w:r>
+    </w:p>
+    <w:p>
+      <w:pPr>
+        <w:rPr>
+          <w:rFonts w:hint="default"/>
+          <w:lang w:val="en-US" w:eastAsia="zh-CN"/>
+        </w:rPr>
+      </w:pPr>
+      <w:r>
+        <w:rPr>
+          <w:rFonts w:hint="default"/>
+          <w:lang w:val="en-US" w:eastAsia="zh-CN"/>
+        </w:rPr>
+        <w:drawing>
+          <wp:inline distT="0" distB="0" distL="114300" distR="114300">
+            <wp:extent cx="5272405" cy="3555365"/>
+            <wp:effectExtent l="0" t="0" r="4445" b="6985"/>
+            <wp:docPr id="12" name="图片 7"/>
+            <wp:cNvGraphicFramePr>
+              <a:graphicFrameLocks xmlns:a="http://schemas.openxmlformats.org/drawingml/2006/main" noChangeAspect="1"/>
+            </wp:cNvGraphicFramePr>
+            <a:graphic xmlns:a="http://schemas.openxmlformats.org/drawingml/2006/main">
+              <a:graphicData uri="http://schemas.openxmlformats.org/drawingml/2006/picture">
+                <pic:pic xmlns:pic="http://schemas.openxmlformats.org/drawingml/2006/picture">
+                  <pic:nvPicPr>
+                    <pic:cNvPr id="12" name="图片 7"/>
+                    <pic:cNvPicPr>
+                      <a:picLocks noChangeAspect="1"/>
+                    </pic:cNvPicPr>
+                  </pic:nvPicPr>
+                  <pic:blipFill>
+                    <a:blip r:embed="rId13"/>
+                    <a:stretch>
+                      <a:fillRect/>
+                    </a:stretch>
+                  </pic:blipFill>
+                  <pic:spPr>
+                    <a:xfrm>
+                      <a:off x="0" y="0"/>
+                      <a:ext cx="5272405" cy="3555365"/>
+                    </a:xfrm>
+                    <a:prstGeom prst="rect">
+                      <a:avLst/>
+                    </a:prstGeom>
+                    <a:noFill/>
+                    <a:ln>
+                      <a:noFill/>
+                    </a:ln>
+                  </pic:spPr>
+                </pic:pic>
+              </a:graphicData>
+            </a:graphic>
+          </wp:inline>
+        </w:drawing>
+      </w:r>
+    </w:p>
+    <w:p>
+      <w:pPr>
+        <w:rPr>
+          <w:rFonts w:hint="default"/>
+          <w:lang w:val="en-US" w:eastAsia="zh-CN"/>
+        </w:rPr>
+      </w:pPr>
+      <w:r>
+        <w:rPr>
+          <w:rFonts w:hint="default"/>
+          <w:lang w:val="en-US" w:eastAsia="zh-CN"/>
+        </w:rPr>
+        <w:drawing>
+          <wp:inline distT="0" distB="0" distL="114300" distR="114300">
+            <wp:extent cx="5269865" cy="2161540"/>
+            <wp:effectExtent l="0" t="0" r="6985" b="10160"/>
+            <wp:docPr id="13" name="图片 8"/>
+            <wp:cNvGraphicFramePr>
+              <a:graphicFrameLocks xmlns:a="http://schemas.openxmlformats.org/drawingml/2006/main" noChangeAspect="1"/>
+            </wp:cNvGraphicFramePr>
+            <a:graphic xmlns:a="http://schemas.openxmlformats.org/drawingml/2006/main">
+              <a:graphicData uri="http://schemas.openxmlformats.org/drawingml/2006/picture">
+                <pic:pic xmlns:pic="http://schemas.openxmlformats.org/drawingml/2006/picture">
+                  <pic:nvPicPr>
+                    <pic:cNvPr id="13" name="图片 8"/>
+                    <pic:cNvPicPr>
+                      <a:picLocks noChangeAspect="1"/>
+                    </pic:cNvPicPr>
+                  </pic:nvPicPr>
+                  <pic:blipFill>
+                    <a:blip r:embed="rId14"/>
+                    <a:stretch>
+                      <a:fillRect/>
+                    </a:stretch>
+                  </pic:blipFill>
+                  <pic:spPr>
+                    <a:xfrm>
+                      <a:off x="0" y="0"/>
+                      <a:ext cx="5269865" cy="2161540"/>
+                    </a:xfrm>
+                    <a:prstGeom prst="rect">
+                      <a:avLst/>
+                    </a:prstGeom>
+                    <a:noFill/>
+                    <a:ln>
+                      <a:noFill/>
+                    </a:ln>
+                  </pic:spPr>
+                </pic:pic>
+              </a:graphicData>
+            </a:graphic>
+          </wp:inline>
+        </w:drawing>
+      </w:r>
+    </w:p>
+    <w:p>
+      <w:pPr>
+        <w:rPr>
+          <w:rFonts w:hint="eastAsia"/>
+          <w:lang w:val="en-US" w:eastAsia="zh-CN"/>
+        </w:rPr>
+      </w:pPr>
+      <w:r>
+        <w:rPr>
+          <w:rFonts w:hint="eastAsia"/>
+          <w:lang w:val="en-US" w:eastAsia="zh-CN"/>
+        </w:rPr>
+        <w:t>实际开发3个环境则建立3个yml配置</w:t>
+      </w:r>
+    </w:p>
+    <w:p>
+      <w:pPr>
+        <w:rPr>
+          <w:rFonts w:hint="eastAsia"/>
+          <w:lang w:val="en-US" w:eastAsia="zh-CN"/>
+        </w:rPr>
+      </w:pPr>
+    </w:p>
+    <w:p>
+      <w:pPr>
+        <w:pStyle w:val="3"/>
+        <w:bidi w:val="0"/>
+        <w:rPr>
+          <w:rFonts w:hint="eastAsia"/>
+          <w:lang w:val="en-US" w:eastAsia="zh-CN"/>
+        </w:rPr>
+      </w:pPr>
+      <w:r>
+        <w:rPr>
+          <w:rFonts w:hint="eastAsia"/>
+          <w:lang w:val="en-US" w:eastAsia="zh-CN"/>
+        </w:rPr>
+        <w:t>总结</w:t>
+      </w:r>
+    </w:p>
+    <w:p>
+      <w:pPr>
+        <w:rPr>
+          <w:rFonts w:hint="default"/>
+          <w:lang w:val="en-US" w:eastAsia="zh-CN"/>
+        </w:rPr>
+      </w:pPr>
+      <w:r>
+        <w:rPr>
+          <w:rFonts w:hint="default"/>
+          <w:lang w:val="en-US" w:eastAsia="zh-CN"/>
+        </w:rPr>
+        <w:drawing>
+          <wp:inline distT="0" distB="0" distL="114300" distR="114300">
+            <wp:extent cx="5262880" cy="2351405"/>
+            <wp:effectExtent l="0" t="0" r="13970" b="10795"/>
+            <wp:docPr id="14" name="图片 9"/>
+            <wp:cNvGraphicFramePr>
+              <a:graphicFrameLocks xmlns:a="http://schemas.openxmlformats.org/drawingml/2006/main" noChangeAspect="1"/>
+            </wp:cNvGraphicFramePr>
+            <a:graphic xmlns:a="http://schemas.openxmlformats.org/drawingml/2006/main">
+              <a:graphicData uri="http://schemas.openxmlformats.org/drawingml/2006/picture">
+                <pic:pic xmlns:pic="http://schemas.openxmlformats.org/drawingml/2006/picture">
+                  <pic:nvPicPr>
+                    <pic:cNvPr id="14" name="图片 9"/>
+                    <pic:cNvPicPr>
+                      <a:picLocks noChangeAspect="1"/>
+                    </pic:cNvPicPr>
+                  </pic:nvPicPr>
+                  <pic:blipFill>
+                    <a:blip r:embed="rId15"/>
+                    <a:stretch>
+                      <a:fillRect/>
+                    </a:stretch>
+                  </pic:blipFill>
+                  <pic:spPr>
+                    <a:xfrm>
+                      <a:off x="0" y="0"/>
+                      <a:ext cx="5262880" cy="2351405"/>
+                    </a:xfrm>
+                    <a:prstGeom prst="rect">
+                      <a:avLst/>
+                    </a:prstGeom>
+                    <a:noFill/>
+                    <a:ln>
+                      <a:noFill/>
+                    </a:ln>
+                  </pic:spPr>
+                </pic:pic>
+              </a:graphicData>
+            </a:graphic>
+          </wp:inline>
+        </w:drawing>
+      </w:r>
+    </w:p>
+    <w:p>
+      <w:pPr>
+        <w:rPr>
+          <w:rFonts w:hint="default"/>
+          <w:lang w:val="en-US" w:eastAsia="zh-CN"/>
+        </w:rPr>
+      </w:pPr>
       <w:bookmarkStart w:id="0" w:name="_GoBack"/>
       <w:bookmarkEnd w:id="0"/>
     </w:p>
@@ -42,9 +1040,9 @@
   <w:latentStyles w:count="260" w:defQFormat="0" w:defUnhideWhenUsed="1" w:defSemiHidden="1" w:defUIPriority="99" w:defLockedState="0">
     <w:lsdException w:qFormat="1" w:unhideWhenUsed="0" w:uiPriority="0" w:semiHidden="0" w:name="Normal"/>
     <w:lsdException w:qFormat="1" w:unhideWhenUsed="0" w:uiPriority="0" w:semiHidden="0" w:name="heading 1"/>
-    <w:lsdException w:qFormat="1" w:uiPriority="0" w:name="heading 2"/>
-    <w:lsdException w:qFormat="1" w:uiPriority="0" w:name="heading 3"/>
-    <w:lsdException w:qFormat="1" w:uiPriority="0" w:name="heading 4"/>
+    <w:lsdException w:qFormat="1" w:uiPriority="0" w:semiHidden="0" w:name="heading 2"/>
+    <w:lsdException w:qFormat="1" w:uiPriority="0" w:semiHidden="0" w:name="heading 3"/>
+    <w:lsdException w:qFormat="1" w:uiPriority="0" w:semiHidden="0" w:name="heading 4"/>
     <w:lsdException w:qFormat="1" w:uiPriority="0" w:name="heading 5"/>
     <w:lsdException w:qFormat="1" w:uiPriority="0" w:name="heading 6"/>
     <w:lsdException w:qFormat="1" w:uiPriority="0" w:name="heading 7"/>
@@ -105,7 +1103,7 @@
     <w:lsdException w:qFormat="1" w:unhideWhenUsed="0" w:uiPriority="0" w:semiHidden="0" w:name="Title"/>
     <w:lsdException w:unhideWhenUsed="0" w:uiPriority="0" w:semiHidden="0" w:name="Closing"/>
     <w:lsdException w:unhideWhenUsed="0" w:uiPriority="0" w:semiHidden="0" w:name="Signature"/>
-    <w:lsdException w:unhideWhenUsed="0" w:uiPriority="0" w:name="Default Paragraph Font"/>
+    <w:lsdException w:qFormat="1" w:unhideWhenUsed="0" w:uiPriority="0" w:name="Default Paragraph Font"/>
     <w:lsdException w:unhideWhenUsed="0" w:uiPriority="0" w:semiHidden="0" w:name="Body Text"/>
     <w:lsdException w:unhideWhenUsed="0" w:uiPriority="0" w:semiHidden="0" w:name="Body Text Indent"/>
     <w:lsdException w:unhideWhenUsed="0" w:uiPriority="0" w:semiHidden="0" w:name="List Continue"/>
@@ -305,12 +1303,88 @@
       <w:lang w:val="en-US" w:eastAsia="zh-CN" w:bidi="ar-SA"/>
     </w:rPr>
   </w:style>
-  <w:style w:type="character" w:default="1" w:styleId="3">
+  <w:style w:type="paragraph" w:styleId="2">
+    <w:name w:val="heading 1"/>
+    <w:basedOn w:val="1"/>
+    <w:next w:val="1"/>
+    <w:qFormat/>
+    <w:uiPriority w:val="0"/>
+    <w:pPr>
+      <w:keepNext/>
+      <w:keepLines/>
+      <w:spacing w:before="340" w:beforeLines="0" w:beforeAutospacing="0" w:after="330" w:afterLines="0" w:afterAutospacing="0" w:line="576" w:lineRule="auto"/>
+      <w:outlineLvl w:val="0"/>
+    </w:pPr>
+    <w:rPr>
+      <w:b/>
+      <w:kern w:val="44"/>
+      <w:sz w:val="44"/>
+    </w:rPr>
+  </w:style>
+  <w:style w:type="paragraph" w:styleId="3">
+    <w:name w:val="heading 2"/>
+    <w:basedOn w:val="1"/>
+    <w:next w:val="1"/>
+    <w:unhideWhenUsed/>
+    <w:qFormat/>
+    <w:uiPriority w:val="0"/>
+    <w:pPr>
+      <w:keepNext/>
+      <w:keepLines/>
+      <w:spacing w:before="260" w:beforeLines="0" w:beforeAutospacing="0" w:after="260" w:afterLines="0" w:afterAutospacing="0" w:line="413" w:lineRule="auto"/>
+      <w:jc w:val="center"/>
+      <w:outlineLvl w:val="1"/>
+    </w:pPr>
+    <w:rPr>
+      <w:rFonts w:ascii="Arial" w:hAnsi="Arial" w:eastAsia="黑体"/>
+      <w:b/>
+      <w:sz w:val="32"/>
+    </w:rPr>
+  </w:style>
+  <w:style w:type="paragraph" w:styleId="4">
+    <w:name w:val="heading 3"/>
+    <w:basedOn w:val="1"/>
+    <w:next w:val="1"/>
+    <w:unhideWhenUsed/>
+    <w:qFormat/>
+    <w:uiPriority w:val="0"/>
+    <w:pPr>
+      <w:keepNext/>
+      <w:keepLines/>
+      <w:spacing w:before="260" w:beforeLines="0" w:beforeAutospacing="0" w:after="260" w:afterLines="0" w:afterAutospacing="0" w:line="413" w:lineRule="auto"/>
+      <w:outlineLvl w:val="2"/>
+    </w:pPr>
+    <w:rPr>
+      <w:b/>
+      <w:sz w:val="32"/>
+    </w:rPr>
+  </w:style>
+  <w:style w:type="paragraph" w:styleId="5">
+    <w:name w:val="heading 4"/>
+    <w:basedOn w:val="1"/>
+    <w:next w:val="1"/>
+    <w:unhideWhenUsed/>
+    <w:qFormat/>
+    <w:uiPriority w:val="0"/>
+    <w:pPr>
+      <w:keepNext/>
+      <w:keepLines/>
+      <w:spacing w:before="280" w:beforeLines="0" w:beforeAutospacing="0" w:after="290" w:afterLines="0" w:afterAutospacing="0" w:line="372" w:lineRule="auto"/>
+      <w:outlineLvl w:val="3"/>
+    </w:pPr>
+    <w:rPr>
+      <w:rFonts w:ascii="Arial" w:hAnsi="Arial" w:eastAsia="黑体"/>
+      <w:b/>
+      <w:sz w:val="28"/>
+    </w:rPr>
+  </w:style>
+  <w:style w:type="character" w:default="1" w:styleId="7">
     <w:name w:val="Default Paragraph Font"/>
     <w:semiHidden/>
+    <w:qFormat/>
     <w:uiPriority w:val="0"/>
   </w:style>
-  <w:style w:type="table" w:default="1" w:styleId="2">
+  <w:style w:type="table" w:default="1" w:styleId="6">
     <w:name w:val="Normal Table"/>
     <w:semiHidden/>
     <w:uiPriority w:val="0"/>
